--- a/docs/downloads/Stage 4 - Design - Template.docx
+++ b/docs/downloads/Stage 4 - Design - Template.docx
@@ -122,17 +122,17 @@
     </w:p>
     <w:p>
       <w:r>
-        <w:t>This document translates your Workflow Scope Document (Stage 3) into an engineering blueprint for an AI agent. Where the scope document describes what the workflow does in operational language, this design document specifies how an agent will execute it — which units of work (nodes) the agent performs, what data flows between them, where humans review and intervene, and how the agent handles failures. Think of it as the floor plan before construction: every architectural decision is made here so that Stage 5 (Build) can focus on execution.</w:t>
+        <w:t>This document translates your Workflow Scope Document (Stage 3) into an engineering blueprint for an AI agent. Where the scope document describes what the workflow does in operational language, this design document specifies how an agent will execute it — which units of work (actions) the agent performs, what data flows between them, where humans review and intervene, and how the agent handles failures. Think of it as the floor plan before construction: every architectural decision is made here so that Stage 5 (Build) can focus on execution.</w:t>
       </w:r>
     </w:p>
     <w:p>
       <w:r>
-        <w:t>The design document serves three audiences. For the builder (developer or technical implementer), it provides enough detail to implement each node independently given only this document and the state schema. For the workflow owner (CSM, analyst, or subject-matter expert), it confirms that the scope decisions survive translation into agent architecture — every automation boundary, every human checkpoint, every error strategy traces back to a scope step. For reviewers and future maintainers, it documents the consolidation rationale: why 12 scope steps became 6 nodes, why 7 HIL candidates became 2 interrupt points, and why each design choice was made.</w:t>
+        <w:t>The design document serves three audiences. For the builder (developer or technical implementer), it provides enough detail to implement each action independently given only this document and the memory schema. For the workflow owner (CSM, analyst, or subject-matter expert), it confirms that the scope decisions survive translation into agent architecture — every automation boundary, every human checkpoint, every error strategy traces back to a scope step. For reviewers and future maintainers, it documents the consolidation rationale: why 12 scope steps became 6 actions, why 7 HIL candidates became 2 HIL checkpoints, and why each design choice was made.</w:t>
       </w:r>
     </w:p>
     <w:p>
       <w:r>
-        <w:t>Once completed, this document feeds directly into Stage 5 (Build). The graph topology becomes the LangGraph StateGraph structure. The state schema becomes the Python TypedDict. The node specifications become the node functions. The HIL interaction designs become the interrupt() and Command(resume=...) implementations. Nothing in this document requires code — but everything in it will be implemented as code in the next stage.</w:t>
+        <w:t>Once completed, this document feeds directly into Stage 5 (Build). The flow structure becomes the platform’s flow construct. The memory schema becomes the typed memory/state object used by the chosen framework. The action specifications become the individual action implementations. The HIL interaction designs become the pause-and-resume implementations. Nothing in this document requires code — but everything in it will be implemented as code in the next stage.</w:t>
       </w:r>
     </w:p>
     <w:p>
@@ -161,7 +161,7 @@
         <w:pStyle w:val="ListBullet"/>
       </w:pPr>
       <w:r>
-        <w:t>Mapping of every scope step to a graph node, with consolidation rationale for grouping and conversion decisions</w:t>
+        <w:t>Mapping of every scope step to a flow action, with consolidation rationale for grouping and conversion decisions</w:t>
       </w:r>
     </w:p>
     <w:p>
@@ -169,7 +169,7 @@
         <w:pStyle w:val="ListBullet"/>
       </w:pPr>
       <w:r>
-        <w:t>Graph topology — nodes, edges (unconditional and conditional), and control flow from START to END</w:t>
+        <w:t>Flow structure — actions, edges (unconditional and conditional), and control flow from start to end</w:t>
       </w:r>
     </w:p>
     <w:p>
@@ -177,7 +177,7 @@
         <w:pStyle w:val="ListBullet"/>
       </w:pPr>
       <w:r>
-        <w:t>State schema — every typed field the graph needs, with derivation tracing each field to a scope step</w:t>
+        <w:t>Memory schema — every typed field the flow needs, with derivation tracing each field to a scope step</w:t>
       </w:r>
     </w:p>
     <w:p>
@@ -185,7 +185,7 @@
         <w:pStyle w:val="ListBullet"/>
       </w:pPr>
       <w:r>
-        <w:t>Node specifications — purpose, tools, logic, prompt patterns, and error handling for each node</w:t>
+        <w:t>Action specifications — purpose, tools, logic, prompt patterns, and error handling for each action</w:t>
       </w:r>
     </w:p>
     <w:p>
@@ -201,7 +201,7 @@
         <w:pStyle w:val="ListBullet"/>
       </w:pPr>
       <w:r>
-        <w:t>Error handling design — failure modes, detection methods, and response strategies for every node</w:t>
+        <w:t>Error handling design — failure modes, detection methods, and response strategies for every action</w:t>
       </w:r>
     </w:p>
     <w:p>
@@ -273,7 +273,7 @@
         <w:t xml:space="preserve">1. </w:t>
       </w:r>
       <w:r>
-        <w:t>Mapped every AUTOMATE and HUMAN-IN-THE-LOOP scope step to a graph node, documenting why steps were grouped, converted, or kept separate.</w:t>
+        <w:t>Mapped every AUTOMATE and HUMAN-IN-THE-LOOP scope step to a flow action, documenting why steps were grouped, converted, or kept separate.</w:t>
       </w:r>
     </w:p>
     <w:p>
@@ -295,7 +295,7 @@
         <w:t xml:space="preserve">3. </w:t>
       </w:r>
       <w:r>
-        <w:t>Drawn a graph topology that has a clear path from START to END for every possible execution, including conditional paths for HIL decision points.</w:t>
+        <w:t>Drawn a flow structure that has a clear path from start to end for every possible execution, including conditional paths for HIL decision points.</w:t>
       </w:r>
     </w:p>
     <w:p>
@@ -306,7 +306,7 @@
         <w:t xml:space="preserve">4. </w:t>
       </w:r>
       <w:r>
-        <w:t>Defined a typed state schema where every field traces to a specific scope step output, data inventory entry, or HIL interaction pattern.</w:t>
+        <w:t>Defined a typed memory schema where every field traces to a specific scope step output, data inventory entry, or HIL interaction pattern.</w:t>
       </w:r>
     </w:p>
     <w:p>
@@ -317,7 +317,7 @@
         <w:t xml:space="preserve">5. </w:t>
       </w:r>
       <w:r>
-        <w:t>Written node specifications detailed enough that a developer can implement each node independently given only the spec and the state schema.</w:t>
+        <w:t>Written action specifications detailed enough that a developer can implement each action independently given only the spec and the memory schema.</w:t>
       </w:r>
     </w:p>
     <w:p>
@@ -328,7 +328,7 @@
         <w:t xml:space="preserve">6. </w:t>
       </w:r>
       <w:r>
-        <w:t>Designed HIL interactions that specify what the human sees, what they provide, and how their input affects graph execution (routing vs. context enrichment).</w:t>
+        <w:t>Designed HIL interactions that specify what the human sees, what they provide, and how their input affects flow execution (routing vs. context enrichment).</w:t>
       </w:r>
     </w:p>
     <w:p>
@@ -388,13 +388,13 @@
         <w:rPr>
           <w:b/>
         </w:rPr>
-        <w:t xml:space="preserve">Familiarity with LangGraph core concepts. </w:t>
+        <w:t xml:space="preserve">Familiarity with agent-framework core concepts. </w:t>
       </w:r>
       <w:r>
         <w:rPr>
           <w:sz w:val="20"/>
         </w:rPr>
-        <w:t>You do not need to write code, but you need to understand nodes, edges, state, and the interrupt/resume pattern. See the Quick Reference table in Stage 4 methodology.</w:t>
+        <w:t>You do not need to write code, but you need to understand actions, edges, memory, and the pause-and-resume pattern. See the Quick Reference table in Stage 4 methodology.</w:t>
       </w:r>
     </w:p>
     <w:p>
@@ -408,7 +408,7 @@
         <w:rPr>
           <w:sz w:val="20"/>
         </w:rPr>
-        <w:t>If the workflow uses structured scoring criteria (e.g., health scoring rubrics, SLA thresholds, rating frameworks), have these available — they inform the prompt pattern and config design in node specifications.</w:t>
+        <w:t>If the workflow uses structured scoring criteria (e.g., health scoring rubrics, SLA thresholds, rating frameworks), have these available — they inform the prompt pattern and config design in action specifications.</w:t>
       </w:r>
     </w:p>
     <w:p>
@@ -429,13 +429,13 @@
         <w:rPr>
           <w:b/>
         </w:rPr>
-        <w:t xml:space="preserve">Scope-to-Node Mapping Table. </w:t>
+        <w:t xml:space="preserve">Scope-to-Action Mapping Table. </w:t>
       </w:r>
       <w:r>
         <w:rPr>
           <w:sz w:val="20"/>
         </w:rPr>
-        <w:t>Documents which scope steps map to which graph nodes, with consolidation rationale. Used in Stage 5 to verify implementation completeness and in Stage 6 to trace evaluation findings back to design decisions.</w:t>
+        <w:t>Documents which scope steps map to which flow actions, with consolidation rationale. Used in Stage 5 to verify implementation completeness and in Stage 6 to trace evaluation findings back to design decisions.</w:t>
       </w:r>
     </w:p>
     <w:p>
@@ -443,13 +443,13 @@
         <w:rPr>
           <w:b/>
         </w:rPr>
-        <w:t xml:space="preserve">Graph Topology. </w:t>
+        <w:t xml:space="preserve">Flow Structure. </w:t>
       </w:r>
       <w:r>
         <w:rPr>
           <w:sz w:val="20"/>
         </w:rPr>
-        <w:t>Visual representation of nodes, edges, and control flow. Becomes the LangGraph StateGraph structure in Stage 5.</w:t>
+        <w:t>Visual representation of actions, edges, and control flow. Becomes the platform’s flow construct in Stage 5.</w:t>
       </w:r>
     </w:p>
     <w:p>
@@ -457,13 +457,13 @@
         <w:rPr>
           <w:b/>
         </w:rPr>
-        <w:t xml:space="preserve">State Schema. </w:t>
+        <w:t xml:space="preserve">Memory Schema. </w:t>
       </w:r>
       <w:r>
         <w:rPr>
           <w:sz w:val="20"/>
         </w:rPr>
-        <w:t>Typed Python data structure (TypedDict) with every field the graph needs. Becomes the state class in Stage 5.</w:t>
+        <w:t>Typed memory shape with every field the flow needs. Becomes the memory / state definition in Stage 5.</w:t>
       </w:r>
     </w:p>
     <w:p>
@@ -471,13 +471,13 @@
         <w:rPr>
           <w:b/>
         </w:rPr>
-        <w:t xml:space="preserve">Node Specifications. </w:t>
+        <w:t xml:space="preserve">Action Specifications. </w:t>
       </w:r>
       <w:r>
         <w:rPr>
           <w:sz w:val="20"/>
         </w:rPr>
-        <w:t>Detailed spec cards (purpose, tools, logic, prompt pattern, error handling) for each node. Each spec becomes a node function in Stage 5.</w:t>
+        <w:t>Detailed spec cards (purpose, tools, logic, prompt pattern, error handling) for each action. Each spec becomes a concrete action implementation in Stage 5.</w:t>
       </w:r>
     </w:p>
     <w:p>
@@ -491,7 +491,7 @@
         <w:rPr>
           <w:sz w:val="20"/>
         </w:rPr>
-        <w:t>Pattern choice, surfaced data, and resume format for each checkpoint. Becomes the interrupt()/Command(resume=...) implementation in Stage 5.</w:t>
+        <w:t>Pattern choice, surfaced data, and resume format for each checkpoint. Becomes the pause-and-resume implementation in Stage 5.</w:t>
       </w:r>
     </w:p>
     <w:p>
@@ -518,7 +518,7 @@
     </w:p>
     <w:p>
       <w:r>
-        <w:t>Work through this document sequentially — each section builds on the previous one. The sections are ordered to match the natural design workflow: map scope steps to nodes first, then draw the topology, then define the state, then write node specs, then design HIL interactions, then plan error handling.</w:t>
+        <w:t>Work through this document sequentially — each section builds on the previous one. The sections are ordered to match the natural design workflow: map scope steps to actions first, then draw the flow structure, then define the memory, then write action specs, then design HIL interactions, then plan error handling.</w:t>
       </w:r>
     </w:p>
     <w:p>
@@ -605,7 +605,7 @@
         <w:pStyle w:val="Heading1"/>
       </w:pPr>
       <w:r>
-        <w:t>7. Scope-to-Node Mapping</w:t>
+        <w:t>7. Scope-to-Action Mapping</w:t>
       </w:r>
     </w:p>
     <w:p>
@@ -618,7 +618,7 @@
     </w:p>
     <w:p>
       <w:r>
-        <w:t>Before filling in the mapping table, walk through your Workflow Scope Document and apply the mapping rules: (1) each AUTOMATE step becomes a node, (2) each HUMAN-IN-THE-LOOP step is a candidate for an interrupt node, (3) MANUAL steps are outside the graph, (4) group tightly coupled steps into a single node if they share the same tool and logic pattern, (5) identify steps that can run in parallel, and (6) define conditional edges where the next step depends on the outcome.</w:t>
+        <w:t>Before filling in the mapping table, walk through your Workflow Scope Document and apply the mapping rules: (1) each AUTOMATE step becomes an action, (2) each HUMAN-IN-THE-LOOP step is a candidate for an HIL checkpoint action, (3) MANUAL steps are outside the flow, (4) group tightly coupled steps into a single action if they share the same tool and logic pattern, (5) identify steps that can run in parallel, and (6) define conditional edges where the next step depends on the outcome.</w:t>
       </w:r>
     </w:p>
     <w:p>
@@ -632,7 +632,7 @@
           <w:i/>
           <w:sz w:val="20"/>
         </w:rPr>
-        <w:t>Write 2–3 paragraphs explaining your consolidation decisions. How many scope steps did you start with? How many graph nodes did you consolidate them into? How many HIL candidates did you reduce to how many interrupt points? For each consolidation, explain the reasoning — which rule or principle applied and why. Reference specific scope step numbers.</w:t>
+        <w:t>Write 2–3 paragraphs explaining your consolidation decisions. How many scope steps did you start with? How many flow actions did you consolidate them into? How many HIL candidates did you reduce to how many HIL checkpoints? For each consolidation, explain the reasoning — which rule or principle applied and why. Reference specific scope step numbers.</w:t>
       </w:r>
     </w:p>
     <w:p>
@@ -651,7 +651,7 @@
         <w:rPr>
           <w:sz w:val="20"/>
         </w:rPr>
-        <w:t>If your initial mapping produces more than 3–4 HIL interrupt points, revisit your consolidation. Excessive interrupts degrade the agent's usability — the human spends more time reviewing than the agent saves. Apply the consolidation principles systematically before finalising.</w:t>
+        <w:t>If your initial mapping produces more than 3–4 HIL checkpoints, revisit your consolidation. Excessive checkpoints degrade the agent's usability — the human spends more time reviewing than the agent saves. Apply the consolidation principles systematically before finalising.</w:t>
       </w:r>
     </w:p>
     <w:p>
@@ -659,12 +659,12 @@
         <w:pStyle w:val="Heading2"/>
       </w:pPr>
       <w:r>
-        <w:t>7.2 Scope-to-Node Mapping Table</w:t>
+        <w:t>7.2 Scope-to-Action Mapping Table</w:t>
       </w:r>
     </w:p>
     <w:p>
       <w:r>
-        <w:t>Record every scope step and its mapping decision. One row per scope step. Add additional rows for any new nodes that emerge from consolidation (e.g., consolidated HIL checkpoint nodes that don't map 1:1 to a scope step). The four example rows below demonstrate the most common mapping patterns you will encounter: simple AUTOMATE grouping, split-boundary decomposition, consolidated HIL checkpoint creation, and MANUAL step exclusion.</w:t>
+        <w:t>Record every scope step and its mapping decision. One row per scope step. Add additional rows for any new actions that emerge from consolidation (e.g., consolidated HIL checkpoint actions that don't map 1:1 to a scope step). The four example rows below demonstrate the most common mapping patterns you will encounter: simple AUTOMATE grouping, split-boundary decomposition, consolidated HIL checkpoint creation, and MANUAL step exclusion.</w:t>
       </w:r>
     </w:p>
     <w:tbl>
@@ -753,9 +753,9 @@
                 <w:color w:val="FFFFFF"/>
                 <w:sz w:val="16"/>
               </w:rPr>
-              <w:t>Graph</w:t>
+              <w:t>Flow</w:t>
               <w:br/>
-              <w:t>Node</w:t>
+              <w:t>Action</w:t>
             </w:r>
           </w:p>
         </w:tc>
@@ -890,7 +890,7 @@
                 <w:i/>
                 <w:sz w:val="14"/>
               </w:rPr>
-              <w:t>Rule 1 (AUTOMATE → node) + Rule 4 (group tightly coupled)</w:t>
+              <w:t>Rule 1 (AUTOMATE → action) + Rule 4 (group tightly coupled)</w:t>
             </w:r>
           </w:p>
         </w:tc>
@@ -906,7 +906,7 @@
                 <w:i/>
                 <w:sz w:val="14"/>
               </w:rPr>
-              <w:t>All data retrieval steps (1–4) share the same logic pattern: API call with account_id + date range. Different data sources but identical node behavior. Grouping keeps the graph simple while internal parallelism handles concurrency.</w:t>
+              <w:t>All data retrieval steps (1–4) share the same logic pattern: API call with account_id + date range. Different data sources but identical action behaviour. Grouping keeps the flow simple while internal parallelism handles concurrency.</w:t>
             </w:r>
           </w:p>
         </w:tc>
@@ -922,7 +922,7 @@
                 <w:i/>
                 <w:sz w:val="14"/>
               </w:rPr>
-              <w:t>API calls within this node are independent and can be parallelised internally</w:t>
+              <w:t>API calls within this action are independent and can be parallelised internally</w:t>
             </w:r>
           </w:p>
         </w:tc>
@@ -1036,7 +1036,7 @@
                 <w:i/>
                 <w:sz w:val="14"/>
               </w:rPr>
-              <w:t>SLA thresholds and scoring criteria come from an external scoring rubric config — not hardcoded in the node</w:t>
+              <w:t>SLA thresholds and scoring criteria come from an external scoring rubric config — not hardcoded in the action</w:t>
             </w:r>
           </w:p>
         </w:tc>
@@ -1134,7 +1134,7 @@
                 <w:i/>
                 <w:sz w:val="14"/>
               </w:rPr>
-              <w:t>This node is a new consolidated HIL checkpoint for Steps 5–7. Rather than three separate interrupts (one per analysis dimension), the graph pauses once and surfaces all three analyses together. The reviewer gets full context to cross-reference findings and can correct any dimension in a single interaction. This eliminates context-switching overhead and produces higher-quality feedback.</w:t>
+              <w:t>This action is a new consolidated HIL checkpoint for Steps 5–7. Rather than three separate checkpoints (one per analysis dimension), the flow pauses once and surfaces all three analyses together. The reviewer gets full context to cross-reference findings and can correct any dimension in a single interaction. This eliminates context-switching overhead and produces higher-quality feedback.</w:t>
             </w:r>
           </w:p>
         </w:tc>
@@ -1216,7 +1216,7 @@
                 <w:i/>
                 <w:sz w:val="14"/>
               </w:rPr>
-              <w:t>Outside graph</w:t>
+              <w:t>Outside flow</w:t>
             </w:r>
           </w:p>
         </w:tc>
@@ -1232,7 +1232,7 @@
                 <w:i/>
                 <w:sz w:val="14"/>
               </w:rPr>
-              <w:t>Rule 3 (MANUAL steps are outside the graph)</w:t>
+              <w:t>Rule 3 (MANUAL steps are outside the flow)</w:t>
             </w:r>
           </w:p>
         </w:tc>
@@ -1248,7 +1248,7 @@
                 <w:i/>
                 <w:sz w:val="14"/>
               </w:rPr>
-              <w:t>MANUAL steps happen after the graph completes. The graph ends when hil_review_report approves the output. Final edits, distribution list decisions, and the actual send all happen outside graph.invoke(). The graph boundary ends at the last point where the agent adds value.</w:t>
+              <w:t>MANUAL steps happen after the flow completes. The flow ends when hil_review_report approves the output. Final edits, distribution list decisions, and the actual send all happen outside the flow invocation. The flow boundary ends at the last point where the agent adds value.</w:t>
             </w:r>
           </w:p>
         </w:tc>
@@ -2318,7 +2318,7 @@
         <w:rPr>
           <w:sz w:val="20"/>
         </w:rPr>
-        <w:t>Split-boundary steps (tagged both AUTOMATE and HIL) should be decomposed before applying the mapping rules. The AUTOMATE component becomes processing logic inside a node; the HIL component becomes a candidate for consolidation with other checkpoints. See example row 2 above for this pattern in practice.</w:t>
+        <w:t>Split-boundary steps (tagged both AUTOMATE and HIL) should be decomposed before applying the mapping rules. The AUTOMATE component becomes processing logic inside an action; the HIL component becomes a candidate for consolidation with other checkpoints. See example row 2 above for this pattern in practice.</w:t>
       </w:r>
     </w:p>
     <w:p>
@@ -2337,7 +2337,7 @@
         <w:rPr>
           <w:sz w:val="20"/>
         </w:rPr>
-        <w:t>Consolidated HIL checkpoint nodes (like hil_review_analysis in example row 3) do not map 1:1 to a scope step — they are new nodes created by applying Principle 1. Add these as additional rows with ‘—’ in the Scope Step Number and Name columns to show they emerged from consolidation.</w:t>
+        <w:t>Consolidated HIL checkpoint actions (like hil_review_analysis in example row 3) do not map 1:1 to a scope step — they are new actions created by applying Principle 1. Add these as additional rows with ‘—’ in the Scope Step Number and Name columns to show they emerged from consolidation.</w:t>
       </w:r>
     </w:p>
     <w:p>
@@ -2350,7 +2350,7 @@
         <w:pStyle w:val="Heading1"/>
       </w:pPr>
       <w:r>
-        <w:t>8. Graph Topology</w:t>
+        <w:t>8. Flow Structure</w:t>
       </w:r>
     </w:p>
     <w:p>
@@ -2363,7 +2363,7 @@
     </w:p>
     <w:p>
       <w:r>
-        <w:t>Identify which design pattern(s) your graph follows. Most workflows combine patterns. The four core patterns are: (1) Sequential Pipeline with HIL Checkpoints, (2) Parallel Fan-Out / Fan-In, (3) Router, and (4) Iterative Refinement Loop.</w:t>
+        <w:t>Identify which design pattern(s) your flow follows. Most workflows combine patterns. The four core patterns are: (1) Sequential Pipeline with HIL Checkpoints, (2) Parallel Fan-Out / Fan-In, (3) Router, and (4) Iterative Refinement Loop.</w:t>
       </w:r>
     </w:p>
     <w:p>
@@ -2372,7 +2372,7 @@
           <w:i/>
           <w:sz w:val="20"/>
         </w:rPr>
-        <w:t>State which pattern(s) your graph uses and why. Reference the structure of your scope document — e.g., 'The workflow is fundamentally linear with two review gates, so the dominant pattern is Sequential Pipeline with HIL Checkpoints. Data gathering uses internal parallelism within a single node rather than graph-level fan-out because the parallel branches share the same logic pattern.' If you use subgraph composition, explain why the graph warrants decomposition (8+ nodes, distinct phases, reusability).</w:t>
+        <w:t>State which pattern(s) your flow uses and why. Reference the structure of your scope document — e.g., 'The workflow is fundamentally linear with two review gates, so the dominant pattern is Sequential Pipeline with HIL Checkpoints. Data gathering uses internal parallelism within a single action rather than flow-level fan-out because the parallel branches share the same logic pattern.' If you use sub-flow composition, explain why the flow warrants decomposition (8+ actions, distinct phases, reusability).</w:t>
       </w:r>
     </w:p>
     <w:p>
@@ -2380,12 +2380,12 @@
         <w:pStyle w:val="Heading2"/>
       </w:pPr>
       <w:r>
-        <w:t>8.2 Graph Diagram</w:t>
+        <w:t>8.2 Flow Diagram</w:t>
       </w:r>
     </w:p>
     <w:p>
       <w:r>
-        <w:t>Draw your graph topology below. This can be a Mermaid diagram, an ASCII diagram, or a hand-drawn sketch (photograph and paste). The diagram must show: all nodes (including HIL checkpoint nodes), all edges (unconditional and conditional), START and END nodes, and labels on conditional edges indicating the routing condition.</w:t>
+        <w:t>Draw your flow structure below. This can be a Mermaid diagram, an ASCII diagram, or a hand-drawn sketch (photograph and paste). The diagram must show: all actions (including HIL checkpoint actions), all edges (unconditional and conditional), start and end, and labels on conditional edges indicating the routing condition.</w:t>
       </w:r>
     </w:p>
     <w:p>
@@ -2399,10 +2399,10 @@
           <w:i/>
           <w:sz w:val="20"/>
         </w:rPr>
-        <w:t>Replace this example with your own graph topology diagram.</w:t>
+        <w:t>Replace this example with your own flow structure diagram.</w:t>
         <w:br/>
         <w:br/>
-        <w:t>graph TD</w:t>
+        <w:t>flow TD</w:t>
         <w:br/>
         <w:t xml:space="preserve">    START([START]) --&gt; gather_data[gather_data]</w:t>
         <w:br/>
@@ -2442,7 +2442,7 @@
         <w:rPr>
           <w:sz w:val="20"/>
         </w:rPr>
-        <w:t>If you cannot draw the graph clearly, your scope probably needs more decomposition. Spend 15 minutes with the diagram before proceeding — discovering structural problems here is dramatically cheaper than discovering them mid-build.</w:t>
+        <w:t>If you cannot draw the flow clearly, your scope probably needs more decomposition. Spend 15 minutes with the diagram before proceeding — discovering structural problems here is dramatically cheaper than discovering them mid-build.</w:t>
       </w:r>
     </w:p>
     <w:p>
@@ -2450,7 +2450,7 @@
         <w:pStyle w:val="Heading2"/>
       </w:pPr>
       <w:r>
-        <w:t>8.3 Topology Notes</w:t>
+        <w:t>8.3 Flow Notes</w:t>
       </w:r>
     </w:p>
     <w:p>
@@ -2459,7 +2459,7 @@
           <w:i/>
           <w:sz w:val="20"/>
         </w:rPr>
-        <w:t>Add any explanatory notes about your topology decisions. Why is this a flat graph vs. subgraphs? Why are certain steps consolidated into one node rather than separate nodes? Why are there two checkpoints rather than one (or three)? These notes help reviewers and future maintainers understand the design intent.</w:t>
+        <w:t>Add any explanatory notes about your flow decisions. Why is this a flat flow vs. sub-flows? Why are certain steps consolidated into one action rather than separate actions? Why are there two checkpoints rather than one (or three)? These notes help reviewers and future maintainers understand the design intent.</w:t>
       </w:r>
     </w:p>
     <w:p>
@@ -2472,7 +2472,7 @@
         <w:pStyle w:val="Heading1"/>
       </w:pPr>
       <w:r>
-        <w:t>9. State Schema</w:t>
+        <w:t>9. Memory Schema</w:t>
       </w:r>
     </w:p>
     <w:p>
@@ -2485,7 +2485,7 @@
     </w:p>
     <w:p>
       <w:r>
-        <w:t>State fields come from three sources in the scope document. Walk through each systematically: (1) Input fields — what the graph needs to start (from the Input column of your first scope steps), (2) Gathered and intermediate fields — what each node produces (from the Output column of scope steps), and (3) HIL feedback fields — what the human provides at each checkpoint.</w:t>
+        <w:t>Memory fields come from three sources in the scope document. Walk through each systematically: (1) Input fields — what the flow needs to start (from the Input column of your first scope steps), (2) Gathered and intermediate fields — what each action produces (from the Output column of scope steps), and (3) HIL feedback fields — what the human provides at each checkpoint.</w:t>
       </w:r>
     </w:p>
     <w:p>
@@ -2494,7 +2494,7 @@
           <w:i/>
           <w:sz w:val="20"/>
         </w:rPr>
-        <w:t>Explain how you derived your state fields. For each category (inputs, gathered data, analysis outputs, HIL feedback, synthesis, final output), describe which scope step outputs and data inventory entries each field traces to. If a field uses a reducer (e.g., Annotated[list[dict], operator.add]), explain why — which nodes write to it and why accumulation is needed.</w:t>
+        <w:t>Explain how you derived your memory fields. For each category (inputs, gathered data, analysis outputs, HIL feedback, synthesis, final output), describe which scope step outputs and data inventory entries each field traces to. If a field uses a reducer (e.g., an append reducer), explain why — which actions write to it and why accumulation is needed.</w:t>
       </w:r>
     </w:p>
     <w:p>
@@ -2521,12 +2521,12 @@
         <w:pStyle w:val="Heading2"/>
       </w:pPr>
       <w:r>
-        <w:t>9.2 State Schema Table</w:t>
+        <w:t>9.2 Memory Schema Table</w:t>
       </w:r>
     </w:p>
     <w:p>
       <w:r>
-        <w:t>Document every field in your state schema. One row per field. The example rows below demonstrate all four field categories: Input, Gathered Data (with reducer), Analysis (intermediate output), and Human Feedback.</w:t>
+        <w:t>Document every field in your memory schema. One row per field. The example rows below demonstrate all four field categories: Input, Gathered Data (with reducer), Analysis (intermediate output), and Human Feedback.</w:t>
       </w:r>
     </w:p>
     <w:tbl>
@@ -2612,7 +2612,7 @@
               </w:rPr>
               <w:t>Source</w:t>
               <w:br/>
-              <w:t>(which node writes)</w:t>
+              <w:t>(which action writes)</w:t>
             </w:r>
           </w:p>
         </w:tc>
@@ -2631,7 +2631,7 @@
               </w:rPr>
               <w:t>Consumed By</w:t>
               <w:br/>
-              <w:t>(which nodes read)</w:t>
+              <w:t>(which actions read)</w:t>
             </w:r>
           </w:p>
         </w:tc>
@@ -2718,7 +2718,7 @@
                 <w:i/>
                 <w:sz w:val="14"/>
               </w:rPr>
-              <w:t>str</w:t>
+              <w:t>string</w:t>
             </w:r>
           </w:p>
         </w:tc>
@@ -2750,7 +2750,7 @@
                 <w:i/>
                 <w:sz w:val="14"/>
               </w:rPr>
-              <w:t>Caller (graph invocation)</w:t>
+              <w:t>Caller (flow invocation)</w:t>
             </w:r>
           </w:p>
         </w:tc>
@@ -2813,7 +2813,7 @@
                 <w:i/>
                 <w:sz w:val="14"/>
               </w:rPr>
-              <w:t>Required input — the caller must supply this when invoking the graph</w:t>
+              <w:t>Required input — the caller must supply this when invoking the flow</w:t>
             </w:r>
           </w:p>
         </w:tc>
@@ -2847,7 +2847,7 @@
                 <w:i/>
                 <w:sz w:val="14"/>
               </w:rPr>
-              <w:t>Annotated[list[dict], operator.add]</w:t>
+              <w:t>list[dict] (append reducer)</w:t>
             </w:r>
           </w:p>
         </w:tc>
@@ -2911,7 +2911,7 @@
                 <w:i/>
                 <w:sz w:val="14"/>
               </w:rPr>
-              <w:t>operator.add (list accumulation)</w:t>
+              <w:t>append (list accumulation)</w:t>
             </w:r>
           </w:p>
         </w:tc>
@@ -2943,7 +2943,7 @@
                 <w:i/>
                 <w:sz w:val="14"/>
               </w:rPr>
-              <w:t>Reducer supports future fan-out if data gathering is split into parallel sub-nodes</w:t>
+              <w:t>Reducer supports future fan-out if data gathering is split into parallel sub-actions</w:t>
             </w:r>
           </w:p>
         </w:tc>
@@ -3106,7 +3106,7 @@
                 <w:i/>
                 <w:sz w:val="14"/>
               </w:rPr>
-              <w:t>Optional[str]</w:t>
+              <w:t>string (optional)</w:t>
             </w:r>
           </w:p>
         </w:tc>
@@ -4682,12 +4682,12 @@
         <w:pStyle w:val="Heading2"/>
       </w:pPr>
       <w:r>
-        <w:t>9.3 State Schema Code Block</w:t>
+        <w:t>9.3 Memory Schema Pseudocode</w:t>
       </w:r>
     </w:p>
     <w:p>
       <w:r>
-        <w:t>Translate the table above into a Python TypedDict. This code block becomes the actual state class in Stage 5. Include comments grouping fields by category (Input, Gathered Data, Analysis, Human Feedback, Synthesis, Output).</w:t>
+        <w:t>Translate the table above into a platform-neutral memory schema sketch. This sketch becomes the typed memory/state object in whichever framework your team has chosen for Stage 5. Include comments grouping fields by category (Input, Gathered Data, Analysis, Human Feedback, Synthesis, Output).</w:t>
       </w:r>
     </w:p>
     <w:p>
@@ -4696,50 +4696,48 @@
           <w:i/>
           <w:sz w:val="20"/>
         </w:rPr>
-        <w:t>Write your state schema as a Python TypedDict here. Follow this structure:</w:t>
+        <w:t>Write your memory schema here as pseudocode. Follow this shape:</w:t>
         <w:br/>
         <w:br/>
-        <w:t>from typing import TypedDict, Annotated, Optional</w:t>
+        <w:t>memory YourWorkflowMemory:</w:t>
         <w:br/>
-        <w:t>import operator</w:t>
+        <w:t xml:space="preserve">    // --- Input ---</w:t>
+        <w:br/>
+        <w:t xml:space="preserve">    field_name: string</w:t>
         <w:br/>
         <w:br/>
-        <w:t>class YourWorkflowState(TypedDict):</w:t>
-        <w:br/>
-        <w:t xml:space="preserve">    # --- Input ---</w:t>
-        <w:br/>
-        <w:t xml:space="preserve">    field_name: str</w:t>
-        <w:br/>
-        <w:br/>
-        <w:t xml:space="preserve">    # --- Gathered Data ---</w:t>
+        <w:t xml:space="preserve">    // --- Gathered Data ---</w:t>
         <w:br/>
         <w:t xml:space="preserve">    data_field: dict</w:t>
         <w:br/>
-        <w:t xml:space="preserve">    list_field: Annotated[list[dict], operator.add]  # reducer for accumulation</w:t>
+        <w:t xml:space="preserve">    list_field: list[dict]  // append reducer for accumulation</w:t>
         <w:br/>
         <w:br/>
-        <w:t xml:space="preserve">    # --- Analysis ---</w:t>
+        <w:t xml:space="preserve">    // --- Analysis ---</w:t>
         <w:br/>
         <w:t xml:space="preserve">    analysis_result: dict</w:t>
         <w:br/>
         <w:br/>
-        <w:t xml:space="preserve">    # --- Human Feedback ---</w:t>
+        <w:t xml:space="preserve">    // --- Human Feedback ---</w:t>
         <w:br/>
-        <w:t xml:space="preserve">    feedback_field: Optional[str]  # feedback-as-context</w:t>
+        <w:t xml:space="preserve">    feedback_field: string (optional)  // feedback-as-context</w:t>
         <w:br/>
-        <w:t xml:space="preserve">    decision_field: Optional[str]  # feedback-as-control-flow</w:t>
+        <w:t xml:space="preserve">    decision_field: string (optional)  // feedback-as-control-flow</w:t>
         <w:br/>
         <w:br/>
-        <w:t xml:space="preserve">    # --- Synthesis ---</w:t>
+        <w:t xml:space="preserve">    // --- Synthesis ---</w:t>
         <w:br/>
         <w:t xml:space="preserve">    risks: list[dict]</w:t>
         <w:br/>
-        <w:t xml:space="preserve">    health_score: str</w:t>
+        <w:t xml:space="preserve">    health_score: string</w:t>
         <w:br/>
         <w:br/>
-        <w:t xml:space="preserve">    # --- Output ---</w:t>
+        <w:t xml:space="preserve">    // --- Output ---</w:t>
         <w:br/>
-        <w:t xml:space="preserve">    final_output: str</w:t>
+        <w:t xml:space="preserve">    final_output: string</w:t>
+        <w:br/>
+        <w:br/>
+        <w:t>Your chosen agent framework (see Stage 4: Choose a Platform) will provide the concrete construct (typed dict, dataclass, schema object, etc.) for representing this memory.</w:t>
       </w:r>
     </w:p>
     <w:p>
@@ -4758,7 +4756,7 @@
         <w:rPr>
           <w:sz w:val="20"/>
         </w:rPr>
-        <w:t>Designing state as an afterthought is a common mistake. The state schema is the contract between your nodes — define it before writing node specs, and ensure every node spec references state fields that actually exist in this schema.</w:t>
+        <w:t>Designing memory as an afterthought is a common mistake. The memory schema is the contract between your actions — define it before writing action specs, and ensure every action spec references memory fields that actually exist in this schema.</w:t>
       </w:r>
     </w:p>
     <w:p>
@@ -4771,12 +4769,12 @@
         <w:pStyle w:val="Heading1"/>
       </w:pPr>
       <w:r>
-        <w:t>10. Node Specifications</w:t>
+        <w:t>10. Action Specifications</w:t>
       </w:r>
     </w:p>
     <w:p>
       <w:r>
-        <w:t>Write one specification card per node in your graph topology. Each card must contain enough detail that a developer can implement the node independently given only the card and the state schema. Derive each field from the scope document: Purpose from the Output column, Tools from the Data Inventory, Logic from the Decision Logic column, and Prompt Pattern from the criteria and thresholds in Decision Logic.</w:t>
+        <w:t>Write one specification card per action in your flow structure. Each card must contain enough detail that a developer can implement the action independently given only the card and the memory schema. Derive each field from the scope document: Purpose from the Output column, Tools from the Data Inventory, Logic from the Decision Logic column, and Prompt Pattern from the criteria and thresholds in Decision Logic.</w:t>
       </w:r>
     </w:p>
     <w:p>
@@ -4795,7 +4793,7 @@
         <w:rPr>
           <w:sz w:val="20"/>
         </w:rPr>
-        <w:t>If you cannot state a node's purpose in one sentence, the node is doing too much — split it. A node that 'gathers data, analyses it, and drafts a summary' is three nodes.</w:t>
+        <w:t>If you cannot state an action's purpose in one sentence, the action is doing too much — split it. An action that 'gathers data, analyses it, and drafts a summary' is three actions.</w:t>
       </w:r>
     </w:p>
     <w:p>
@@ -4803,12 +4801,12 @@
         <w:pStyle w:val="Heading2"/>
       </w:pPr>
       <w:r>
-        <w:t>10.1 Node Specification Table</w:t>
+        <w:t>10.1 Action Specification Table</w:t>
       </w:r>
     </w:p>
     <w:p>
       <w:r>
-        <w:t>The table below captures all node specifications in a structured format. One row per node. For complex nodes, the Logic and Prompt Pattern cells may contain multiple numbered steps. The three example rows demonstrate a Data Gathering node, an LLM Analysis node, and a HIL Checkpoint node.</w:t>
+        <w:t>The table below captures all action specifications in a structured format. One row per action. For complex actions, the Logic and Prompt Pattern cells may contain multiple numbered steps. The three example rows demonstrate a Data Gathering action, an LLM Analysis action, and a HIL Checkpoint action.</w:t>
       </w:r>
     </w:p>
     <w:tbl>
@@ -4844,7 +4842,7 @@
                 <w:color w:val="FFFFFF"/>
                 <w:sz w:val="14"/>
               </w:rPr>
-              <w:t>Node</w:t>
+              <w:t>Action</w:t>
               <w:br/>
               <w:t>Name</w:t>
             </w:r>
@@ -4880,7 +4878,7 @@
                 <w:color w:val="FFFFFF"/>
                 <w:sz w:val="14"/>
               </w:rPr>
-              <w:t>Node</w:t>
+              <w:t>Action</w:t>
               <w:br/>
               <w:t>Type</w:t>
             </w:r>
@@ -4969,7 +4967,7 @@
                 <w:color w:val="FFFFFF"/>
                 <w:sz w:val="14"/>
               </w:rPr>
-              <w:t>Input State</w:t>
+              <w:t>Input Memory</w:t>
               <w:br/>
               <w:t>Fields</w:t>
             </w:r>
@@ -4988,7 +4986,7 @@
                 <w:color w:val="FFFFFF"/>
                 <w:sz w:val="14"/>
               </w:rPr>
-              <w:t>Output State</w:t>
+              <w:t>Output Memory</w:t>
               <w:br/>
               <w:t>Fields</w:t>
             </w:r>
@@ -5108,7 +5106,7 @@
                 <w:i/>
                 <w:sz w:val="12"/>
               </w:rPr>
-              <w:t>1. Read account_id and quarter from state. 2. Call each API with account_id and date range. 3. Store each response in corresponding state field. All API calls are independent — parallelise internally.</w:t>
+              <w:t>1. Read account_id and quarter from memory. 2. Call each API with account_id and date range. 3. Store each response in corresponding memory field. All API calls are independent — parallelise internally.</w:t>
             </w:r>
           </w:p>
         </w:tc>
@@ -5140,7 +5138,7 @@
                 <w:i/>
                 <w:sz w:val="12"/>
               </w:rPr>
-              <w:t>If any API fails: store error marker dict in state field, continue with remaining sources. If source returns empty: store empty result (not error marker).</w:t>
+              <w:t>If any API fails: store error marker dict in memory field, continue with remaining sources. If source returns empty: store empty result (not error marker).</w:t>
             </w:r>
           </w:p>
         </w:tc>
@@ -5204,7 +5202,7 @@
                 <w:i/>
                 <w:sz w:val="12"/>
               </w:rPr>
-              <w:t>Four API calls parallelised internally. Use fan-out at graph level only when branches have different logic.</w:t>
+              <w:t>Four API calls parallelised internally. Use fan-out at flow level only when branches have different logic.</w:t>
             </w:r>
           </w:p>
         </w:tc>
@@ -5270,7 +5268,7 @@
                 <w:i/>
                 <w:sz w:val="12"/>
               </w:rPr>
-              <w:t>LLM (Claude) — three separate calls, one per dimension</w:t>
+              <w:t>LLM — three separate calls, one per dimension</w:t>
             </w:r>
           </w:p>
         </w:tc>
@@ -5318,7 +5316,7 @@
                 <w:i/>
                 <w:sz w:val="12"/>
               </w:rPr>
-              <w:t>Error marker upstream → skip dimension, score 'Unknown'. Malformed JSON → retry with stricter prompt (up to 2 retries). Retries exhausted → escalate via interrupt(). Dimensions fail independently.</w:t>
+              <w:t>Error marker upstream → skip dimension, score 'Unknown'. Malformed JSON → retry with stricter prompt (up to 2 retries). Retries exhausted → escalate via an HIL checkpoint. Dimensions fail independently.</w:t>
             </w:r>
           </w:p>
         </w:tc>
@@ -5448,7 +5446,7 @@
                 <w:i/>
                 <w:sz w:val="12"/>
               </w:rPr>
-              <w:t>None — uses interrupt() to pause execution</w:t>
+              <w:t>None — the HIL checkpoint pauses execution</w:t>
             </w:r>
           </w:p>
         </w:tc>
@@ -5464,7 +5462,7 @@
                 <w:i/>
                 <w:sz w:val="12"/>
               </w:rPr>
-              <w:t>1. Format report package: report_markdown + exec_summary + health_score + risks + opportunities. 2. Call interrupt() with formatted payload and decision options. 3. On resume: store decision in report_review_decision. 4. Route instructions to correct state field based on decision.</w:t>
+              <w:t>1. Format report package: report_markdown + exec_summary + health_score + risks + opportunities. 2. Pause at the HIL checkpoint with the formatted payload and decision options. 3. On resume: store decision in report_review_decision. 4. Route instructions to correct memory field based on decision.</w:t>
             </w:r>
           </w:p>
         </w:tc>
@@ -5480,7 +5478,7 @@
                 <w:i/>
                 <w:sz w:val="12"/>
               </w:rPr>
-              <w:t>N/A — no LLM calls. Surfaces state data to human and processes structured response.</w:t>
+              <w:t>N/A — no LLM calls. Surfaces memory data to human and processes structured response.</w:t>
             </w:r>
           </w:p>
         </w:tc>
@@ -5496,7 +5494,7 @@
                 <w:i/>
                 <w:sz w:val="12"/>
               </w:rPr>
-              <w:t>State persists via checkpointing — no timeout crash. Routing function validates decision value; raises ValueError on unrecognised value.</w:t>
+              <w:t>Memory persists via the chosen framework's checkpointing layer — no timeout crash. Routing function validates decision value; raises an error on unrecognised value.</w:t>
             </w:r>
           </w:p>
         </w:tc>
@@ -6643,12 +6641,12 @@
         <w:pStyle w:val="Heading2"/>
       </w:pPr>
       <w:r>
-        <w:t>10.2 Node Specification Cards (Detailed)</w:t>
+        <w:t>10.2 Action Specification Cards (Detailed)</w:t>
       </w:r>
     </w:p>
     <w:p>
       <w:r>
-        <w:t>For each node, expand the table row into a detailed specification card below. Use the card format for each node — copy and fill in the template for each node in your graph.</w:t>
+        <w:t>For each action, expand the table row into a detailed specification card below. Use the card format for each action — copy and fill in the template for each action in your flow.</w:t>
       </w:r>
     </w:p>
     <w:p>
@@ -6656,7 +6654,7 @@
         <w:pStyle w:val="Heading3"/>
       </w:pPr>
       <w:r>
-        <w:t>Node: [node_name]</w:t>
+        <w:t>Action: [action_name]</w:t>
       </w:r>
     </w:p>
     <w:p>
@@ -6672,7 +6670,7 @@
           <w:i/>
           <w:sz w:val="20"/>
         </w:rPr>
-        <w:t>One sentence stating the result this node delivers (derived from Output column of consolidated scope steps).</w:t>
+        <w:t>One sentence stating the result this action delivers (derived from Output column of consolidated scope steps).</w:t>
       </w:r>
     </w:p>
     <w:p>
@@ -6681,7 +6679,7 @@
           <w:b/>
           <w:sz w:val="20"/>
         </w:rPr>
-        <w:t xml:space="preserve">Node Type: </w:t>
+        <w:t xml:space="preserve">Action Type: </w:t>
       </w:r>
       <w:r>
         <w:rPr>
@@ -6704,7 +6702,7 @@
           <w:i/>
           <w:sz w:val="20"/>
         </w:rPr>
-        <w:t>List the APIs, LLM calls, or utility functions this node uses (traced from Data Inventory).</w:t>
+        <w:t>List the APIs, LLM calls, or utility functions this action uses (traced from Data Inventory).</w:t>
       </w:r>
     </w:p>
     <w:p>
@@ -6720,7 +6718,7 @@
           <w:i/>
           <w:sz w:val="20"/>
         </w:rPr>
-        <w:t>Step-by-step description of what the node does. Derive from Decision Logic and Output columns. Be specific enough for a developer to implement, but do not write pseudocode.</w:t>
+        <w:t>Step-by-step description of what the action does. Derive from Decision Logic and Output columns. Be specific enough for a developer to implement, but do not write pseudocode.</w:t>
       </w:r>
     </w:p>
     <w:p>
@@ -6729,14 +6727,14 @@
           <w:b/>
           <w:sz w:val="20"/>
         </w:rPr>
-        <w:t xml:space="preserve">Prompt Pattern (LLM nodes only): </w:t>
+        <w:t xml:space="preserve">Prompt Pattern (LLM actions only): </w:t>
       </w:r>
       <w:r>
         <w:rPr>
           <w:i/>
           <w:sz w:val="20"/>
         </w:rPr>
-        <w:t>What context the prompt receives (name specific state fields and config data) and what output format it produces (JSON schema with named keys, Markdown sections, plain text). Do not write the actual prompt text.</w:t>
+        <w:t>What context the prompt receives (name specific memory fields and config data) and what output format it produces (JSON schema with named keys, Markdown sections, plain text). Do not write the actual prompt text.</w:t>
       </w:r>
     </w:p>
     <w:p>
@@ -6745,14 +6743,14 @@
           <w:b/>
           <w:sz w:val="20"/>
         </w:rPr>
-        <w:t xml:space="preserve">Parallelism (data-gathering nodes): </w:t>
+        <w:t xml:space="preserve">Parallelism (data-gathering actions): </w:t>
       </w:r>
       <w:r>
         <w:rPr>
           <w:i/>
           <w:sz w:val="20"/>
         </w:rPr>
-        <w:t>Are the node's tool calls independent? Can they run concurrently?</w:t>
+        <w:t>Are the action's tool calls independent? Can they run concurrently?</w:t>
       </w:r>
     </w:p>
     <w:p>
@@ -6761,14 +6759,14 @@
           <w:b/>
           <w:sz w:val="20"/>
         </w:rPr>
-        <w:t xml:space="preserve">Surfaced Data (HIL nodes): </w:t>
+        <w:t xml:space="preserve">Surfaced Data (HIL actions): </w:t>
       </w:r>
       <w:r>
         <w:rPr>
           <w:i/>
           <w:sz w:val="20"/>
         </w:rPr>
-        <w:t>What the node presents to the human via interrupt() — which state fields and in what format.</w:t>
+        <w:t>What the action presents to the human at the HIL checkpoint — which memory fields and in what format.</w:t>
       </w:r>
     </w:p>
     <w:p>
@@ -6777,14 +6775,14 @@
           <w:b/>
           <w:sz w:val="20"/>
         </w:rPr>
-        <w:t xml:space="preserve">Resume Format (HIL nodes): </w:t>
+        <w:t xml:space="preserve">Resume Format (HIL actions): </w:t>
       </w:r>
       <w:r>
         <w:rPr>
           <w:i/>
           <w:sz w:val="20"/>
         </w:rPr>
-        <w:t>What the human provides via Command(resume=...) and how the node processes it.</w:t>
+        <w:t>What the human provides when resuming the flow and how the action processes it.</w:t>
       </w:r>
     </w:p>
     <w:p>
@@ -6800,7 +6798,7 @@
           <w:i/>
           <w:sz w:val="20"/>
         </w:rPr>
-        <w:t>What failures this node can encounter, how it detects them, and which response strategy it applies.</w:t>
+        <w:t>What failures this action can encounter, how it detects them, and which response strategy it applies.</w:t>
       </w:r>
     </w:p>
     <w:p>
@@ -6809,14 +6807,14 @@
           <w:b/>
           <w:sz w:val="20"/>
         </w:rPr>
-        <w:t xml:space="preserve">Input State Fields: </w:t>
+        <w:t xml:space="preserve">Input Memory Fields: </w:t>
       </w:r>
       <w:r>
         <w:rPr>
           <w:i/>
           <w:sz w:val="20"/>
         </w:rPr>
-        <w:t>Which state fields this node reads.</w:t>
+        <w:t>Which memory fields this action reads.</w:t>
       </w:r>
     </w:p>
     <w:p>
@@ -6825,14 +6823,14 @@
           <w:b/>
           <w:sz w:val="20"/>
         </w:rPr>
-        <w:t xml:space="preserve">Output State Fields: </w:t>
+        <w:t xml:space="preserve">Output Memory Fields: </w:t>
       </w:r>
       <w:r>
         <w:rPr>
           <w:i/>
           <w:sz w:val="20"/>
         </w:rPr>
-        <w:t>Which state fields this node writes.</w:t>
+        <w:t>Which memory fields this action writes.</w:t>
       </w:r>
     </w:p>
     <w:p>
@@ -6848,7 +6846,7 @@
           <w:i/>
           <w:sz w:val="20"/>
         </w:rPr>
-        <w:t>Unconditional → [next_node] or Conditional → {condition: target_node, ...}</w:t>
+        <w:t>Unconditional → [next_action] or Conditional → {condition: target_action, ...}</w:t>
       </w:r>
     </w:p>
     <w:p/>
@@ -6858,7 +6856,7 @@
           <w:i/>
           <w:sz w:val="20"/>
         </w:rPr>
-        <w:t>Copy the card template above for each node in your graph. Not all fields apply to every node type — Parallelism is only for data-gathering nodes; Surfaced Data and Resume Format are only for HIL nodes; Prompt Pattern is only for LLM nodes. Leave inapplicable fields out rather than writing 'N/A'.</w:t>
+        <w:t>Copy the card template above for each action in your flow. Not all fields apply to every action type — Parallelism is only for data-gathering actions; Surfaced Data and Resume Format are only for HIL actions; Prompt Pattern is only for LLM actions. Leave inapplicable fields out rather than writing 'N/A'.</w:t>
       </w:r>
     </w:p>
     <w:p>
@@ -6877,7 +6875,7 @@
         <w:rPr>
           <w:sz w:val="20"/>
         </w:rPr>
-        <w:t>The prompt pattern is the contract between design and build. It specifies what data the prompt receives and what structure the output must follow — without writing the actual prompt text. If the prompt pattern says 'analyse the data and return results', the developer must reverse-engineer the intent. Be specific: name state fields, config sections, and output keys.</w:t>
+        <w:t>The prompt pattern is the contract between design and build. It specifies what data the prompt receives and what structure the output must follow — without writing the actual prompt text. If the prompt pattern says 'analyse the data and return results', the developer must reverse-engineer the intent. Be specific: name memory fields, config sections, and output keys.</w:t>
       </w:r>
     </w:p>
     <w:p>
@@ -6903,7 +6901,7 @@
     </w:p>
     <w:p>
       <w:r>
-        <w:t>Every HIL checkpoint falls into one of two patterns. The choice affects your graph topology (unconditional vs. conditional edges), state schema (Optional[str] vs. decision field + instructions field), and downstream node prompts.</w:t>
+        <w:t>Every HIL checkpoint falls into one of two patterns. The choice affects your flow structure (unconditional vs. conditional edges), memory schema (single optional feedback field vs. decision field + instructions field), and downstream action prompts.</w:t>
       </w:r>
     </w:p>
     <w:tbl>
@@ -6995,7 +6993,7 @@
               <w:rPr>
                 <w:sz w:val="16"/>
               </w:rPr>
-              <w:t>Enrich the next node's reasoning</w:t>
+              <w:t>Enrich the next action's reasoning</w:t>
             </w:r>
           </w:p>
         </w:tc>
@@ -7053,7 +7051,7 @@
               <w:rPr>
                 <w:sz w:val="16"/>
               </w:rPr>
-              <w:t>Yes — conditional edges to different nodes</w:t>
+              <w:t>Yes — conditional edges to different actions</w:t>
             </w:r>
           </w:p>
         </w:tc>
@@ -7069,7 +7067,7 @@
               <w:rPr>
                 <w:sz w:val="16"/>
               </w:rPr>
-              <w:t>State field shape</w:t>
+              <w:t>Memory field shape</w:t>
             </w:r>
           </w:p>
         </w:tc>
@@ -7083,7 +7081,7 @@
               <w:rPr>
                 <w:sz w:val="16"/>
               </w:rPr>
-              <w:t>Optional[str]</w:t>
+              <w:t>Single optional feedback string</w:t>
             </w:r>
           </w:p>
         </w:tc>
@@ -7097,7 +7095,7 @@
               <w:rPr>
                 <w:sz w:val="16"/>
               </w:rPr>
-              <w:t>Decision field (constrained values) + Optional[str] for instructions</w:t>
+              <w:t>Decision field (constrained values) + optional instructions string</w:t>
             </w:r>
           </w:p>
         </w:tc>
@@ -7127,7 +7125,7 @@
               <w:rPr>
                 <w:sz w:val="16"/>
               </w:rPr>
-              <w:t>Unconditional (add_edge)</w:t>
+              <w:t>Unconditional edge</w:t>
             </w:r>
           </w:p>
         </w:tc>
@@ -7141,7 +7139,7 @@
               <w:rPr>
                 <w:sz w:val="16"/>
               </w:rPr>
-              <w:t>Conditional (add_conditional_edges with routing function)</w:t>
+              <w:t>Conditional edge (routing function that inspects the decision field)</w:t>
             </w:r>
           </w:p>
         </w:tc>
@@ -7171,7 +7169,7 @@
               <w:rPr>
                 <w:sz w:val="16"/>
               </w:rPr>
-              <w:t>Does the human's response change which node runs next, or only what the next node knows?</w:t>
+              <w:t>Does the human's response change which action runs next, or only what the next action knows?</w:t>
             </w:r>
           </w:p>
         </w:tc>
@@ -7197,7 +7195,7 @@
           <w:i/>
           <w:sz w:val="20"/>
         </w:rPr>
-        <w:t>For each HIL checkpoint in your graph, state which pattern it uses and why. Reference the key question: 'Does the human's response change which node runs next (control-flow) or only what the next node knows (context)?' Example: 'hil_review_analysis uses Feedback-as-Context because the graph always proceeds to synthesise regardless of the human's input — corrections enrich the synthesis prompt but do not change routing.'</w:t>
+        <w:t>For each HIL checkpoint in your flow, state which pattern it uses and why. Reference the key question: 'Does the human's response change which action runs next (control-flow) or only what the next action knows (context)?' Example: 'hil_review_analysis uses Feedback-as-Context because the flow always proceeds to synthesise regardless of the human's input — corrections enrich the synthesis prompt but do not change routing.'</w:t>
       </w:r>
     </w:p>
     <w:p>
@@ -7210,7 +7208,7 @@
     </w:p>
     <w:p>
       <w:r>
-        <w:t>Document the detailed interaction design for each HIL checkpoint node. One row per HIL node.</w:t>
+        <w:t>Document the detailed interaction design for each HIL checkpoint action. One row per HIL action.</w:t>
       </w:r>
     </w:p>
     <w:tbl>
@@ -7243,7 +7241,7 @@
                 <w:color w:val="FFFFFF"/>
                 <w:sz w:val="14"/>
               </w:rPr>
-              <w:t>HIL Node</w:t>
+              <w:t>HIL Action</w:t>
               <w:br/>
               <w:t>Name</w:t>
             </w:r>
@@ -7319,7 +7317,7 @@
                 <w:color w:val="FFFFFF"/>
                 <w:sz w:val="14"/>
               </w:rPr>
-              <w:t>State Fields</w:t>
+              <w:t>Memory Fields</w:t>
               <w:br/>
               <w:t>Written</w:t>
             </w:r>
@@ -7476,7 +7474,7 @@
                 <w:i/>
                 <w:sz w:val="12"/>
               </w:rPr>
-              <w:t>Unconditional → synthesise. Graph always moves forward.</w:t>
+              <w:t>Unconditional → synthesise. Flow always moves forward.</w:t>
             </w:r>
           </w:p>
         </w:tc>
@@ -8052,7 +8050,7 @@
         <w:rPr>
           <w:sz w:val="20"/>
         </w:rPr>
-        <w:t>If a checkpoint has only one possible next step regardless of what the human says, it is Feedback-as-Context. If the human can send the graph to different nodes, it is Feedback-as-Control-Flow. Making this decision during design is much easier than retrofitting routing fields and conditional edges mid-build.</w:t>
+        <w:t>If a checkpoint has only one possible next step regardless of what the human says, it is Feedback-as-Context. If the human can send the flow to different actions, it is Feedback-as-Control-Flow. Making this decision during design is much easier than retrofitting routing fields and conditional edges mid-build.</w:t>
       </w:r>
     </w:p>
     <w:p>
@@ -8078,7 +8076,7 @@
     </w:p>
     <w:p>
       <w:r>
-        <w:t>Walk each node in your graph and identify what can go wrong. Failure modes fall into three categories: external service failures (HTTP errors, timeouts, rate limits), data quality failures (empty results, unexpected formats, stale data), and LLM output failures (malformed JSON, refusals, hallucination). For each failure, choose one of four strategies: error marker and continue, retry with modification, escalate via interrupt, or abort.</w:t>
+        <w:t>Walk each action in your flow and identify what can go wrong. Failure modes fall into three categories: external service failures (HTTP errors, timeouts, rate limits), data quality failures (empty results, unexpected formats, stale data), and LLM output failures (malformed JSON, refusals, hallucination). For each failure, choose one of four strategies: error marker and continue, retry with modification, escalate via an HIL checkpoint, or abort.</w:t>
       </w:r>
     </w:p>
     <w:tbl>
@@ -8170,7 +8168,7 @@
               <w:rPr>
                 <w:sz w:val="16"/>
               </w:rPr>
-              <w:t>Failure is recoverable; downstream nodes can work with partial data</w:t>
+              <w:t>Failure is recoverable; downstream actions can work with partial data</w:t>
             </w:r>
           </w:p>
         </w:tc>
@@ -8244,7 +8242,7 @@
               <w:rPr>
                 <w:sz w:val="16"/>
               </w:rPr>
-              <w:t>Escalate via interrupt</w:t>
+              <w:t>Escalate via HIL checkpoint</w:t>
             </w:r>
           </w:p>
         </w:tc>
@@ -8272,7 +8270,7 @@
               <w:rPr>
                 <w:sz w:val="16"/>
               </w:rPr>
-              <w:t>All retries exhausted on critical node — interrupt() with failure context</w:t>
+              <w:t>All retries exhausted on a critical action — escalate to an HIL checkpoint with failure context</w:t>
             </w:r>
           </w:p>
         </w:tc>
@@ -8372,7 +8370,7 @@
           <w:i/>
           <w:sz w:val="20"/>
         </w:rPr>
-        <w:t>Describe your overall error handling philosophy for this workflow. Do you default to graceful degradation (partial results with flagged gaps)? Which nodes are critical enough to warrant escalation if they fail? Are there any nodes where abort is the correct response? How does your HIL checkpoint design serve as a safety net for errors that automated strategies cannot catch?</w:t>
+        <w:t>Describe your overall error handling philosophy for this workflow. Do you default to graceful degradation (partial results with flagged gaps)? Which actions are critical enough to warrant escalation if they fail? Are there any actions where abort is the correct response? How does your HIL checkpoint design serve as a safety net for errors that automated strategies cannot catch?</w:t>
       </w:r>
     </w:p>
     <w:p>
@@ -8475,7 +8473,7 @@
               </w:rPr>
               <w:t>Affected</w:t>
               <w:br/>
-              <w:t>Nodes</w:t>
+              <w:t>Actions</w:t>
             </w:r>
           </w:p>
         </w:tc>
@@ -8664,7 +8662,7 @@
                 <w:i/>
                 <w:sz w:val="12"/>
               </w:rPr>
-              <w:t>Store error marker dict in state field (e.g. {error: true, source: 'Support API', reason: 'HTTP 503'}). Continue with remaining sources. Do not retry — API failures are typically not transient within the same execution.</w:t>
+              <w:t>Store error marker dict in memory field (e.g. {error: true, source: 'Support API', reason: 'HTTP 503'}). Continue with remaining sources. Do not retry — API failures are typically not transient within the same execution.</w:t>
             </w:r>
           </w:p>
         </w:tc>
@@ -8924,7 +8922,7 @@
                 <w:i/>
                 <w:sz w:val="12"/>
               </w:rPr>
-              <w:t>Retry with stricter format instruction (up to 2 retries per call, 3 total attempts). In analyse_health: each dimension retries independently. In synthesise: entire synthesis retries. If all retries exhausted: escalate via interrupt() with failure context.</w:t>
+              <w:t>Retry with stricter format instruction (up to 2 retries per call, 3 total attempts). In analyse_health: each dimension retries independently. In synthesise: entire synthesis retries. If all retries exhausted: escalate via an HIL checkpoint with failure context.</w:t>
             </w:r>
           </w:p>
         </w:tc>
@@ -8940,7 +8938,7 @@
                 <w:i/>
                 <w:sz w:val="12"/>
               </w:rPr>
-              <w:t>If escalated: human provides the structured data manually. Downstream nodes operate normally on human-provided data.</w:t>
+              <w:t>If escalated: human provides the structured data manually. Downstream actions operate normally on human-provided data.</w:t>
             </w:r>
           </w:p>
         </w:tc>
@@ -9104,7 +9102,7 @@
                 <w:i/>
                 <w:sz w:val="12"/>
               </w:rPr>
-              <w:t>Human does not respond to interrupt</w:t>
+              <w:t>Human does not respond at HIL checkpoint</w:t>
             </w:r>
           </w:p>
         </w:tc>
@@ -9168,7 +9166,7 @@
                 <w:i/>
                 <w:sz w:val="12"/>
               </w:rPr>
-              <w:t>Error marker and continue (state persistence)</w:t>
+              <w:t>Error marker and continue (memory persistence)</w:t>
             </w:r>
           </w:p>
         </w:tc>
@@ -9184,7 +9182,7 @@
                 <w:i/>
                 <w:sz w:val="12"/>
               </w:rPr>
-              <w:t>State persists via LangGraph checkpointing. Graph pauses indefinitely. Can be resumed at any time. No data loss. Application layer handles reminders.</w:t>
+              <w:t>Memory persists via the chosen framework's checkpointing layer. Flow pauses indefinitely. Can be resumed at any time. No data loss. Application layer handles reminders.</w:t>
             </w:r>
           </w:p>
         </w:tc>
@@ -9200,7 +9198,7 @@
                 <w:i/>
                 <w:sz w:val="12"/>
               </w:rPr>
-              <w:t>No downstream impact until human responds. All state preserved exactly.</w:t>
+              <w:t>No downstream impact until human responds. All memory preserved exactly.</w:t>
             </w:r>
           </w:p>
         </w:tc>
@@ -9216,7 +9214,7 @@
                 <w:i/>
                 <w:sz w:val="12"/>
               </w:rPr>
-              <w:t>LangGraph checkpointing makes unresponsive humans a non-issue for graph integrity. Operational concern (SLA) handled by application layer.</w:t>
+              <w:t>Checkpointing in the chosen framework makes unresponsive humans a non-issue for flow integrity. Operational concern (SLA) handled by application layer.</w:t>
             </w:r>
           </w:p>
         </w:tc>
@@ -9826,7 +9824,7 @@
         <w:rPr>
           <w:sz w:val="20"/>
         </w:rPr>
-        <w:t>Design error handling at the node boundary, not the tool boundary. The same tool failure might warrant different responses in different nodes — a CRM timeout during initial data gathering might be recoverable (continue with other sources), but the same timeout during a critical validation step might require escalation.</w:t>
+        <w:t>Design error handling at the action boundary, not the tool boundary. The same tool failure might warrant different responses in different actions — a CRM timeout during initial data gathering might be recoverable (continue with other sources), but the same timeout during a critical validation step might require escalation.</w:t>
       </w:r>
     </w:p>
     <w:p>
@@ -9852,7 +9850,7 @@
         <w:rPr>
           <w:b/>
         </w:rPr>
-        <w:t>Scope-to-Node Mapping</w:t>
+        <w:t>Scope-to-Action Mapping</w:t>
       </w:r>
     </w:p>
     <w:p>
@@ -9874,7 +9872,7 @@
         <w:rPr>
           <w:sz w:val="20"/>
         </w:rPr>
-        <w:t>☐  MANUAL steps are listed as 'Outside graph'</w:t>
+        <w:t>☐  MANUAL steps are listed as 'Outside flow'</w:t>
       </w:r>
     </w:p>
     <w:p>
@@ -9907,7 +9905,7 @@
         <w:rPr>
           <w:sz w:val="20"/>
         </w:rPr>
-        <w:t>☐  HIL checkpoints are consolidated — the number of interrupts is less than the number of HIL-tagged scope steps</w:t>
+        <w:t>☐  HIL checkpoints are consolidated — the number of HIL checkpoints is less than the number of HIL-tagged scope steps</w:t>
       </w:r>
     </w:p>
     <w:p>
@@ -9915,7 +9913,7 @@
         <w:rPr>
           <w:b/>
         </w:rPr>
-        <w:t>Graph Topology</w:t>
+        <w:t>Flow Structure</w:t>
       </w:r>
     </w:p>
     <w:p>
@@ -9926,7 +9924,7 @@
         <w:rPr>
           <w:sz w:val="20"/>
         </w:rPr>
-        <w:t>☐  There is a clear path from START to END for every possible execution</w:t>
+        <w:t>☐  There is a clear path from start to end for every possible execution</w:t>
       </w:r>
     </w:p>
     <w:p>
@@ -9948,7 +9946,7 @@
         <w:rPr>
           <w:sz w:val="20"/>
         </w:rPr>
-        <w:t>☐  The pattern selection rationale explains why this topology was chosen</w:t>
+        <w:t>☐  The pattern selection rationale explains why this flow structure was chosen</w:t>
       </w:r>
     </w:p>
     <w:p>
@@ -9959,7 +9957,7 @@
         <w:rPr>
           <w:sz w:val="20"/>
         </w:rPr>
-        <w:t>☐  The diagram matches the mapping table — every node in the table appears in the diagram</w:t>
+        <w:t>☐  The diagram matches the mapping table — every action in the table appears in the diagram</w:t>
       </w:r>
     </w:p>
     <w:p>
@@ -9967,7 +9965,7 @@
         <w:rPr>
           <w:b/>
         </w:rPr>
-        <w:t>State Schema</w:t>
+        <w:t>Memory Schema</w:t>
       </w:r>
     </w:p>
     <w:p>
@@ -10000,7 +9998,7 @@
         <w:rPr>
           <w:sz w:val="20"/>
         </w:rPr>
-        <w:t>☐  Reducer annotations are present where multiple nodes write to the same field</w:t>
+        <w:t>☐  Reducer annotations are present where multiple actions write to the same field</w:t>
       </w:r>
     </w:p>
     <w:p>
@@ -10011,7 +10009,7 @@
         <w:rPr>
           <w:sz w:val="20"/>
         </w:rPr>
-        <w:t>☐  HIL feedback fields match the pattern: Optional[str] for context, decision + instructions for control-flow</w:t>
+        <w:t>☐  HIL feedback fields match the pattern: single optional feedback string for context, decision + instructions for control-flow</w:t>
       </w:r>
     </w:p>
     <w:p>
@@ -10022,7 +10020,7 @@
         <w:rPr>
           <w:sz w:val="20"/>
         </w:rPr>
-        <w:t>☐  The Python TypedDict code block matches the table</w:t>
+        <w:t>☐  The pseudocode memory schema matches the table</w:t>
       </w:r>
     </w:p>
     <w:p>
@@ -10030,7 +10028,7 @@
         <w:rPr>
           <w:b/>
         </w:rPr>
-        <w:t>Node Specifications</w:t>
+        <w:t>Action Specifications</w:t>
       </w:r>
     </w:p>
     <w:p>
@@ -10041,7 +10039,7 @@
         <w:rPr>
           <w:sz w:val="20"/>
         </w:rPr>
-        <w:t>☐  Every node in the graph topology has a specification card</w:t>
+        <w:t>☐  Every action in the flow structure has a specification card</w:t>
       </w:r>
     </w:p>
     <w:p>
@@ -10052,7 +10050,7 @@
         <w:rPr>
           <w:sz w:val="20"/>
         </w:rPr>
-        <w:t>☐  Each node's purpose can be stated in one sentence</w:t>
+        <w:t>☐  Each action's purpose can be stated in one sentence</w:t>
       </w:r>
     </w:p>
     <w:p>
@@ -10085,7 +10083,7 @@
         <w:rPr>
           <w:sz w:val="20"/>
         </w:rPr>
-        <w:t>☐  Prompt patterns specify input state fields and output format (not vague 'analyse the data')</w:t>
+        <w:t>☐  Prompt patterns specify input memory fields and output format (not vague 'analyse the data')</w:t>
       </w:r>
     </w:p>
     <w:p>
@@ -10096,7 +10094,7 @@
         <w:rPr>
           <w:sz w:val="20"/>
         </w:rPr>
-        <w:t>☐  Error handling is specified per node, not generically</w:t>
+        <w:t>☐  Error handling is specified per action, not generically</w:t>
       </w:r>
     </w:p>
     <w:p>
@@ -10115,7 +10113,7 @@
         <w:rPr>
           <w:sz w:val="20"/>
         </w:rPr>
-        <w:t>☐  Every HIL checkpoint node has an interaction design entry</w:t>
+        <w:t>☐  Every HIL checkpoint action has an interaction design entry</w:t>
       </w:r>
     </w:p>
     <w:p>
@@ -10137,7 +10135,7 @@
         <w:rPr>
           <w:sz w:val="20"/>
         </w:rPr>
-        <w:t>☐  Surfaced data specifies which state fields and in what format</w:t>
+        <w:t>☐  Surfaced data specifies which memory fields and in what format</w:t>
       </w:r>
     </w:p>
     <w:p>
@@ -10178,7 +10176,7 @@
         <w:rPr>
           <w:sz w:val="20"/>
         </w:rPr>
-        <w:t>☐  Every node's failure modes are identified across all three categories (external, data quality, LLM)</w:t>
+        <w:t>☐  Every action's failure modes are identified across all three categories (external, data quality, LLM)</w:t>
       </w:r>
     </w:p>
     <w:p>
@@ -10274,7 +10272,7 @@
         <w:rPr>
           <w:sz w:val="20"/>
         </w:rPr>
-        <w:t>Walk through the graph topology, state schema, and node specifications together. The developer should confirm that each node spec is implementable as written and that the state schema is complete.</w:t>
+        <w:t>Walk through the flow structure, memory schema, and action specifications together. The developer should confirm that each action spec is implementable as written and that the memory schema is complete.</w:t>
       </w:r>
     </w:p>
     <w:p>
@@ -10302,7 +10300,7 @@
         <w:rPr>
           <w:sz w:val="20"/>
         </w:rPr>
-        <w:t>The build stage translates this design into a working LangGraph agent. The graph topology becomes the StateGraph structure. The state schema becomes the TypedDict. Each node spec becomes a node function. The HIL designs become interrupt()/Command(resume=...) implementations.</w:t>
+        <w:t>The build stage translates this design into a working agent on the platform your team has chosen. The flow structure becomes the platform’s flow construct. The memory schema becomes its typed memory/state object. Each action spec becomes a concrete action implementation. The HIL designs become pause-and-resume implementations.</w:t>
       </w:r>
     </w:p>
     <w:p>
@@ -10335,7 +10333,7 @@
         <w:rPr>
           <w:sz w:val="20"/>
         </w:rPr>
-        <w:t>The quality of Stage 5 (Build) is entirely determined by the quality of this Design Document. The most common build failures trace back to vague node specs, incomplete state schemas, or missing error handling strategies. Invest the time here — it pays off dramatically during implementation.</w:t>
+        <w:t>The quality of Stage 5 (Build) is entirely determined by the quality of this Design Document. The most common build failures trace back to vague action specs, incomplete memory schemas, or missing error handling strategies. Invest the time here — it pays off dramatically during implementation.</w:t>
       </w:r>
     </w:p>
     <w:sectPr>
